--- a/7 semester/MMO/lab5/Отчет_ЛР5_Вариант3.docx
+++ b/7 semester/MMO/lab5/Отчет_ЛР5_Вариант3.docx
@@ -621,50 +621,6 @@
           <w:i w:val="0"/>
           <w:sz w:val="18"/>
         </w:rPr>
-        <w:t># -*- coding: utf-8 -*-</w:t>
-        <w:br/>
-        <w:t>"""</w:t>
-        <w:br/>
-        <w:t>ЛР 05. Деревья решений.</w:t>
-        <w:br/>
-        <w:br/>
-        <w:t>Реализация по заданному шаблону:</w:t>
-        <w:br/>
-        <w:t xml:space="preserve">    1) критерий Джини (gini);</w:t>
-        <w:br/>
-        <w:t xml:space="preserve">    2) прирост информации (gain);</w:t>
-        <w:br/>
-        <w:t xml:space="preserve">    3) критерии останова (не менее двух): max_depth, min_samples_leaf,</w:t>
-        <w:br/>
-        <w:t xml:space="preserve">       чистота узла (gini == 0), отсутствие допустимого разбиения;</w:t>
-        <w:br/>
-        <w:t xml:space="preserve">    4) метрика качества (accuracy_metric);</w:t>
-        <w:br/>
-        <w:t xml:space="preserve">    5) проверка самописного дерева на задаче классификации и сравнение</w:t>
-        <w:br/>
-        <w:t xml:space="preserve">       с sklearn.tree.DecisionTreeClassifier — результаты совпадают</w:t>
-        <w:br/>
-        <w:t xml:space="preserve">       полностью (предсказания на train и test идентичны побайтно).</w:t>
-        <w:br/>
-        <w:br/>
-        <w:t>Для полного совпадения воспроизведена арифметика scikit-learn:</w:t>
-        <w:br/>
-        <w:t xml:space="preserve">    - данные приводятся к float32, как это делает sklearn;</w:t>
-        <w:br/>
-        <w:t xml:space="preserve">    - порог разбиения — середина между соседними уникальными значениями</w:t>
-        <w:br/>
-        <w:t xml:space="preserve">      признака (после склейки значений, отличающихся менее чем на 1e-7);</w:t>
-        <w:br/>
-        <w:t xml:space="preserve">    - прирост сравнивается через «прокси» -nL*G(L) - nR*G(R) (без деления);</w:t>
-        <w:br/>
-        <w:t xml:space="preserve">    - признаки узла перебираются в том же случайном порядке (генератор</w:t>
-        <w:br/>
-        <w:t xml:space="preserve">      our_rand_r из sklearn), поэтому при равных приростах выбирается</w:t>
-        <w:br/>
-        <w:t xml:space="preserve">      то же разбиение, что и у sklearn.</w:t>
-        <w:br/>
-        <w:t>"""</w:t>
-        <w:br/>
         <w:t>import os</w:t>
         <w:br/>
         <w:t>import sys</w:t>
@@ -702,7 +658,6 @@
         <w:t>SCRIPT_DIR = os.path.dirname(os.path.abspath(__file__))</w:t>
         <w:br/>
         <w:br/>
-        <w:t># Порог «постоянства» признака и машинный эпсилон — как в sklearn/tree/_partitioner</w:t>
         <w:br/>
         <w:t>FT = np.float32(1e-7)</w:t>
         <w:br/>
@@ -712,27 +667,19 @@
         <w:br/>
         <w:br/>
         <w:br/>
-        <w:t># =====================================================================</w:t>
-        <w:br/>
-        <w:t>#  Реализуем класс узла</w:t>
-        <w:br/>
-        <w:t># =====================================================================</w:t>
-        <w:br/>
         <w:t>class Node:</w:t>
         <w:br/>
         <w:t xml:space="preserve">    def __init__(self, index, t, true_branch, false_branch):</w:t>
         <w:br/>
-        <w:t xml:space="preserve">        self.index = index  # индекс признака, по которому ведется сравнение с порогом в этом узле</w:t>
-        <w:br/>
-        <w:t xml:space="preserve">        self.t = t  # значение порога</w:t>
-        <w:br/>
-        <w:t xml:space="preserve">        self.true_branch = true_branch  # поддерево, удовлетворяющее условию в узле</w:t>
-        <w:br/>
-        <w:t xml:space="preserve">        self.false_branch = false_branch  # поддерево, не удовлетворяющее условию в узле</w:t>
-        <w:br/>
-        <w:br/>
-        <w:br/>
-        <w:t># И класс терминального узла (листа)</w:t>
+        <w:t xml:space="preserve">        self.index = index</w:t>
+        <w:br/>
+        <w:t xml:space="preserve">        self.t = t</w:t>
+        <w:br/>
+        <w:t xml:space="preserve">        self.true_branch = true_branch</w:t>
+        <w:br/>
+        <w:t xml:space="preserve">        self.false_branch = false_branch</w:t>
+        <w:br/>
+        <w:br/>
         <w:br/>
         <w:t>class Leaf:</w:t>
         <w:br/>
@@ -747,9 +694,8 @@
         <w:br/>
         <w:t xml:space="preserve">    def predict(self):</w:t>
         <w:br/>
-        <w:t xml:space="preserve">        # подсчет количества объектов разных классов</w:t>
-        <w:br/>
-        <w:t xml:space="preserve">        classes = {}  # сформируем словарь "класс: количество объектов"</w:t>
+        <w:br/>
+        <w:t xml:space="preserve">        classes = {}</w:t>
         <w:br/>
         <w:t xml:space="preserve">        for label in self.labels:</w:t>
         <w:br/>
@@ -760,9 +706,6 @@
         <w:t xml:space="preserve">            classes[label] += 1</w:t>
         <w:br/>
         <w:br/>
-        <w:t xml:space="preserve">        # найдем класс, количество объектов которого будет максимальным в этом листе</w:t>
-        <w:br/>
-        <w:t xml:space="preserve">        # (при равенстве голосов выбирается меньший индекс класса — как в sklearn)</w:t>
         <w:br/>
         <w:t xml:space="preserve">        prediction = max(classes, key=lambda k: (classes[k], -int(k)))</w:t>
         <w:br/>
@@ -770,23 +713,8 @@
         <w:br/>
         <w:br/>
         <w:br/>
-        <w:t># =====================================================================</w:t>
-        <w:br/>
-        <w:t>#  1) Расчет критерия Джини</w:t>
-        <w:br/>
-        <w:t># =====================================================================</w:t>
-        <w:br/>
         <w:t>def gini(labels):</w:t>
         <w:br/>
-        <w:t xml:space="preserve">    """Критерий Джини для узла: G = 1 - Σ_k (n_k / n)^2.</w:t>
-        <w:br/>
-        <w:br/>
-        <w:t xml:space="preserve">    Вычисляется той же арифметикой, что и GiniCriterion в sklearn:</w:t>
-        <w:br/>
-        <w:t xml:space="preserve">    G = 1.0 - Σ_k n_k^2 / (n * n).</w:t>
-        <w:br/>
-        <w:t xml:space="preserve">    """</w:t>
-        <w:br/>
         <w:t xml:space="preserve">    n = len(labels)</w:t>
         <w:br/>
         <w:t xml:space="preserve">    if n == 0:</w:t>
@@ -809,26 +737,8 @@
         <w:br/>
         <w:br/>
         <w:br/>
-        <w:t># =====================================================================</w:t>
-        <w:br/>
-        <w:t>#  2) Расчет прироста информации</w:t>
-        <w:br/>
-        <w:t># =====================================================================</w:t>
-        <w:br/>
         <w:t>def gain(left_labels, right_labels, root_gini):</w:t>
         <w:br/>
-        <w:t xml:space="preserve">    """Прирост информации при разбиении узла на левое и правое поддеревья:</w:t>
-        <w:br/>
-        <w:br/>
-        <w:t xml:space="preserve">        Q = G(Xm) - |Xl|/|Xm| * G(Xl) - |Xr|/|Xm| * G(Xr),</w:t>
-        <w:br/>
-        <w:br/>
-        <w:t xml:space="preserve">    где G — критерий Джини, Xm — множество объектов узла,</w:t>
-        <w:br/>
-        <w:t xml:space="preserve">    Xl, Xr — множества объектов левого и правого поддерева.</w:t>
-        <w:br/>
-        <w:t xml:space="preserve">    """</w:t>
-        <w:br/>
         <w:t xml:space="preserve">    n = len(left_labels) + len(right_labels)</w:t>
         <w:br/>
         <w:t xml:space="preserve">    if n == 0:</w:t>
@@ -843,8 +753,6 @@
         <w:br/>
         <w:br/>
         <w:br/>
-        <w:t># Разбиение датасета в узле</w:t>
-        <w:br/>
         <w:t>def split(data, labels, column_index, t):</w:t>
         <w:br/>
         <w:t xml:space="preserve">    left = np.where(data[:, column_index] &lt;= np.float64(t))</w:t>
@@ -866,20 +774,8 @@
         <w:br/>
         <w:br/>
         <w:br/>
-        <w:t># ---------------------------------------------------------------------</w:t>
-        <w:br/>
-        <w:t>#  Вспомогательные механизмы для полного совпадения со sklearn:</w:t>
-        <w:br/>
-        <w:t>#  генератор псевдослучайного порядка перебора признаков в узле</w:t>
-        <w:br/>
-        <w:t>#  (xorshift-генератор our_rand_r из sklearn.utils._random).</w:t>
-        <w:br/>
-        <w:t># ---------------------------------------------------------------------</w:t>
-        <w:br/>
         <w:t>class _SklearnRNG:</w:t>
         <w:br/>
-        <w:t xml:space="preserve">    """our_rand_r из sklearn (xorshift32)."""</w:t>
-        <w:br/>
         <w:br/>
         <w:t xml:space="preserve">    def __init__(self, random_state):</w:t>
         <w:br/>
@@ -915,8 +811,6 @@
         <w:br/>
         <w:t>class _SplitterState:</w:t>
         <w:br/>
-        <w:t xml:space="preserve">    """Состояние BestSplitter из sklearn: массивы features/constant_features."""</w:t>
-        <w:br/>
         <w:br/>
         <w:t xml:space="preserve">    def __init__(self, n_features, random_state):</w:t>
         <w:br/>
@@ -929,15 +823,6 @@
         <w:br/>
         <w:t xml:space="preserve">    def draw_order(self, data, n_known):</w:t>
         <w:br/>
-        <w:t xml:space="preserve">        """Порядок перебора признаков в текущем узле (как в node_split_best).</w:t>
-        <w:br/>
-        <w:br/>
-        <w:t xml:space="preserve">        Возвращает (order, n_total) — список признаков и число признаков,</w:t>
-        <w:br/>
-        <w:t xml:space="preserve">        признанных постоянными на пути к дочерним узлам.</w:t>
-        <w:br/>
-        <w:t xml:space="preserve">        """</w:t>
-        <w:br/>
         <w:t xml:space="preserve">        n_features = data.shape[1]</w:t>
         <w:br/>
         <w:t xml:space="preserve">        f_i = n_features</w:t>
@@ -974,7 +859,6 @@
         <w:br/>
         <w:t xml:space="preserve">            col = data[:, feat]</w:t>
         <w:br/>
-        <w:t xml:space="preserve">            # признак постоянен в узле (max - min &lt;= 1e-7) — разбивать нечего</w:t>
         <w:br/>
         <w:t xml:space="preserve">            if col.max() &lt;= col.min() + FT:</w:t>
         <w:br/>
@@ -1004,18 +888,12 @@
         <w:br/>
         <w:br/>
         <w:br/>
-        <w:t># текущее состояние «сплиттера» (обновляется на каждое построение дерева)</w:t>
-        <w:br/>
         <w:t>_SPLITTER = _SplitterState(1, 42)</w:t>
         <w:br/>
         <w:br/>
         <w:br/>
         <w:t>def _candidate_thresholds(col):</w:t>
         <w:br/>
-        <w:t xml:space="preserve">    """Пороги-кандидаты признака: середины между соседними уникальными</w:t>
-        <w:br/>
-        <w:t xml:space="preserve">    значениями (значения, отличающиеся менее чем на 1e-7, склеиваются)."""</w:t>
-        <w:br/>
         <w:t xml:space="preserve">    vals = np.sort(col)</w:t>
         <w:br/>
         <w:t xml:space="preserve">    n = len(vals)</w:t>
@@ -1036,25 +914,8 @@
         <w:br/>
         <w:br/>
         <w:br/>
-        <w:t># =====================================================================</w:t>
-        <w:br/>
-        <w:t>#  3) Нахождение наилучшего разбиения</w:t>
-        <w:br/>
-        <w:t># =====================================================================</w:t>
-        <w:br/>
         <w:t>def find_best_split(data, labels, min_samples_leaf=3, n_known=0):</w:t>
         <w:br/>
-        <w:t xml:space="preserve">    """Поиск наилучшего разбиения узла.</w:t>
-        <w:br/>
-        <w:br/>
-        <w:t xml:space="preserve">    Признаки перебираются в порядке, который использует sklearn</w:t>
-        <w:br/>
-        <w:t xml:space="preserve">    (случайный порядок с фиксированным random_state), поэтому при</w:t>
-        <w:br/>
-        <w:t xml:space="preserve">    равном приросте выбирается точно то же разбиение, что и у sklearn.</w:t>
-        <w:br/>
-        <w:t xml:space="preserve">    """</w:t>
-        <w:br/>
         <w:t xml:space="preserve">    n = len(labels)</w:t>
         <w:br/>
         <w:t xml:space="preserve">    best_proxy = -np.inf</w:t>
@@ -1081,7 +942,6 @@
         <w:br/>
         <w:t xml:space="preserve">            gr = gini(labels[~mask])</w:t>
         <w:br/>
-        <w:t xml:space="preserve">            # «прокси» прирост информации sklearn (без деления на n)</w:t>
         <w:br/>
         <w:t xml:space="preserve">            proxy = -n_right * gr - n_left * gl</w:t>
         <w:br/>
@@ -1095,33 +955,10 @@
         <w:br/>
         <w:br/>
         <w:br/>
-        <w:t># =====================================================================</w:t>
-        <w:br/>
-        <w:t>#  Построение дерева с помощью рекурсивной функции</w:t>
-        <w:br/>
-        <w:t># =====================================================================</w:t>
-        <w:br/>
         <w:t>def build_tree(data, labels, depth=0, max_depth=None, min_samples_leaf=1,</w:t>
         <w:br/>
         <w:t xml:space="preserve">               min_samples_split=2, n_known=0):</w:t>
         <w:br/>
-        <w:t xml:space="preserve">    """Рекурсивное построение дерева решений.</w:t>
-        <w:br/>
-        <w:br/>
-        <w:t xml:space="preserve">    Критерии останова (реализовано 4):</w:t>
-        <w:br/>
-        <w:t xml:space="preserve">      1) достигнута максимальная глубина max_depth (если задана);</w:t>
-        <w:br/>
-        <w:t xml:space="preserve">      2) в узле меньше min_samples_split объектов либо разбиение</w:t>
-        <w:br/>
-        <w:t xml:space="preserve">         невозможно дать потомков, не меньших min_samples_leaf;</w:t>
-        <w:br/>
-        <w:t xml:space="preserve">      3) узел чистый — критерий Джини равен 0;</w:t>
-        <w:br/>
-        <w:t xml:space="preserve">      4) не найдено ни одного допустимого разбиения.</w:t>
-        <w:br/>
-        <w:t xml:space="preserve">    """</w:t>
-        <w:br/>
         <w:t xml:space="preserve">    n = len(labels)</w:t>
         <w:br/>
         <w:t xml:space="preserve">    root_gini = gini(labels)</w:t>
@@ -1146,7 +983,6 @@
         <w:br/>
         <w:t xml:space="preserve">        if best is None:</w:t>
         <w:br/>
-        <w:t xml:space="preserve">            # нет ни одного допустимого разбиения</w:t>
         <w:br/>
         <w:t xml:space="preserve">            is_leaf = True</w:t>
         <w:br/>
@@ -1173,7 +1009,6 @@
         <w:t xml:space="preserve">        split(data, labels, index, t)</w:t>
         <w:br/>
         <w:br/>
-        <w:t xml:space="preserve">    # Рекурсивно строим два поддерева</w:t>
         <w:br/>
         <w:t xml:space="preserve">    true_branch = build_tree(true_data, true_labels, depth + 1,</w:t>
         <w:br/>
@@ -1188,7 +1023,6 @@
         <w:t xml:space="preserve">                              n_known_child)</w:t>
         <w:br/>
         <w:br/>
-        <w:t xml:space="preserve">    # Возвращаем класс узла со всеми поддеревьями, то есть целого дерева</w:t>
         <w:br/>
         <w:t xml:space="preserve">    return Node(index, t, true_branch, false_branch)</w:t>
         <w:br/>
@@ -1196,7 +1030,6 @@
         <w:br/>
         <w:t>def classify_object(obj, node):</w:t>
         <w:br/>
-        <w:t xml:space="preserve">    # Останавливаем рекурсию, если достигли листа</w:t>
         <w:br/>
         <w:t xml:space="preserve">    if isinstance(node, Leaf):</w:t>
         <w:br/>
@@ -1229,11 +1062,8 @@
         <w:br/>
         <w:br/>
         <w:br/>
-        <w:t># Напечатаем ход нашего дерева</w:t>
-        <w:br/>
         <w:t>def print_tree(node, spacing=""):</w:t>
         <w:br/>
-        <w:t xml:space="preserve">    # Если лист, то выводим его прогноз</w:t>
         <w:br/>
         <w:t xml:space="preserve">    if isinstance(node, Leaf):</w:t>
         <w:br/>
@@ -1242,19 +1072,16 @@
         <w:t xml:space="preserve">        return</w:t>
         <w:br/>
         <w:br/>
-        <w:t xml:space="preserve">    # Выведем значение индекса и порога на этом узле</w:t>
         <w:br/>
         <w:t xml:space="preserve">    print(spacing + 'Индекс', str(node.index), '&lt;=', str(node.t))</w:t>
         <w:br/>
         <w:br/>
-        <w:t xml:space="preserve">    # Рекурсионный вызов функции на положительном поддереве</w:t>
         <w:br/>
         <w:t xml:space="preserve">    print(spacing + '--&gt; True:')</w:t>
         <w:br/>
         <w:t xml:space="preserve">    print_tree(node.true_branch, spacing + "  ")</w:t>
         <w:br/>
         <w:br/>
-        <w:t xml:space="preserve">    # Рекурсионный вызов функции на отрицательном поддереве</w:t>
         <w:br/>
         <w:t xml:space="preserve">    print(spacing + '--&gt; False:')</w:t>
         <w:br/>
@@ -1262,16 +1089,8 @@
         <w:br/>
         <w:br/>
         <w:br/>
-        <w:t># =====================================================================</w:t>
-        <w:br/>
-        <w:t>#  4) Введем функцию подсчета точности как доли правильных ответов</w:t>
-        <w:br/>
-        <w:t># =====================================================================</w:t>
-        <w:br/>
         <w:t>def accuracy_metric(actual, predicted):</w:t>
         <w:br/>
-        <w:t xml:space="preserve">    """Метрика качества модели: доля правильных ответов (accuracy)."""</w:t>
-        <w:br/>
         <w:t xml:space="preserve">    assert len(actual) == len(predicted)</w:t>
         <w:br/>
         <w:t xml:space="preserve">    correct = sum(1 for a, p in zip(actual, predicted) if int(a) == int(p))</w:t>
@@ -1280,16 +1099,8 @@
         <w:br/>
         <w:br/>
         <w:br/>
-        <w:t># =====================================================================</w:t>
-        <w:br/>
-        <w:t>#  Вспомогательные средства приложения</w:t>
-        <w:br/>
-        <w:t># =====================================================================</w:t>
-        <w:br/>
         <w:t>def _specs(tree, out=None, path=""):</w:t>
         <w:br/>
-        <w:t xml:space="preserve">    """Структура дерева: (признак, порог) в порядке обхода в глубину."""</w:t>
-        <w:br/>
         <w:t xml:space="preserve">    if out is None:</w:t>
         <w:br/>
         <w:t xml:space="preserve">        out = {}</w:t>
@@ -1312,8 +1123,6 @@
         <w:br/>
         <w:t>def sk_specs(clf):</w:t>
         <w:br/>
-        <w:t xml:space="preserve">    """Структура sklearn-дерева (обход в глубину от корня)."""</w:t>
-        <w:br/>
         <w:t xml:space="preserve">    st = clf.tree_</w:t>
         <w:br/>
         <w:t xml:space="preserve">    out = {}</w:t>
@@ -1366,20 +1175,12 @@
         <w:br/>
         <w:br/>
         <w:br/>
-        <w:t># =====================================================================</w:t>
-        <w:br/>
-        <w:t>#  Графическая визуализация дерева</w:t>
-        <w:br/>
-        <w:t># =====================================================================</w:t>
-        <w:br/>
         <w:t>class _Layout:</w:t>
         <w:br/>
-        <w:t xml:space="preserve">    """Простой раскладчик дерева для отрисовки."""</w:t>
-        <w:br/>
         <w:br/>
         <w:t xml:space="preserve">    def __init__(self, root):</w:t>
         <w:br/>
-        <w:t xml:space="preserve">        self.nodes = []  # (node_or_Leaf, depth, x)</w:t>
+        <w:t xml:space="preserve">        self.nodes = []</w:t>
         <w:br/>
         <w:br/>
         <w:t xml:space="preserve">        def place(node, depth, x0):</w:t>
@@ -1409,8 +1210,6 @@
         <w:br/>
         <w:t>def draw_tree(fig, tree, title="Дерево решений (реализация ЛР5)"):</w:t>
         <w:br/>
-        <w:t xml:space="preserve">    """Отрисовка дерева на заданной фигуре matplotlib."""</w:t>
-        <w:br/>
         <w:t xml:space="preserve">    fig.clear()</w:t>
         <w:br/>
         <w:t xml:space="preserve">    ax = fig.add_subplot(111)</w:t>
@@ -1481,12 +1280,6 @@
         <w:br/>
         <w:br/>
         <w:br/>
-        <w:t># =====================================================================</w:t>
-        <w:br/>
-        <w:t>#  Приложение Tkinter</w:t>
-        <w:br/>
-        <w:t># =====================================================================</w:t>
-        <w:br/>
         <w:t>class Lab5App:</w:t>
         <w:br/>
         <w:t xml:space="preserve">    DATASETS = {</w:t>
@@ -1536,14 +1329,9 @@
         <w:t xml:space="preserve">            self.root.after(600, self._run_shots)</w:t>
         <w:br/>
         <w:br/>
-        <w:t xml:space="preserve">    # -- данные ------------------------------------------------------</w:t>
         <w:br/>
         <w:t xml:space="preserve">    def _reset_splitter(self):</w:t>
         <w:br/>
-        <w:t xml:space="preserve">        """Сбросить состояние генератора порядка признаков перед</w:t>
-        <w:br/>
-        <w:t xml:space="preserve">        построением нового дерева (как при новом Splitter в sklearn)."""</w:t>
-        <w:br/>
         <w:t xml:space="preserve">        global _SPLITTER</w:t>
         <w:br/>
         <w:t xml:space="preserve">        _SPLITTER = _SplitterState(self.Xtr.shape[1], self.random_state)</w:t>
@@ -1551,8 +1339,6 @@
         <w:br/>
         <w:t xml:space="preserve">    def _bind_dataset(self):</w:t>
         <w:br/>
-        <w:t xml:space="preserve">        """Подготовка выбранного датасета (X, y) с разбиением train/test."""</w:t>
-        <w:br/>
         <w:t xml:space="preserve">        if self.ds_name == 'bank':</w:t>
         <w:br/>
         <w:t xml:space="preserve">            path = os.path.join(SCRIPT_DIR, 'Bankloan.csv')</w:t>
@@ -1629,7 +1415,6 @@
         <w:t xml:space="preserve">        nb.add(self.tab_compare, text="Сравнение со sklearn")</w:t>
         <w:br/>
         <w:br/>
-        <w:t xml:space="preserve">    # -- вкладка «Данные» -------------------------------------------</w:t>
         <w:br/>
         <w:t xml:space="preserve">    def _draw_data_tab(self):</w:t>
         <w:br/>
@@ -1768,7 +1553,6 @@
         <w:t xml:space="preserve">        self._refresh_data_tab()</w:t>
         <w:br/>
         <w:br/>
-        <w:t xml:space="preserve">    # -- вкладка «Критерии информативности» --------------------------</w:t>
         <w:br/>
         <w:t xml:space="preserve">    def _draw_criteria_tab(self):</w:t>
         <w:br/>
@@ -1873,8 +1657,6 @@
         <w:br/>
         <w:t xml:space="preserve">    def _draw_example(self):</w:t>
         <w:br/>
-        <w:t xml:space="preserve">        """Считаем gini/прирост на лучшем разбиении корня дерева."""</w:t>
-        <w:br/>
         <w:t xml:space="preserve">        self._reset_splitter()</w:t>
         <w:br/>
         <w:t xml:space="preserve">        tree = build_tree(self.Xtr, self.ytr, max_depth=self.max_depth,</w:t>
@@ -1933,7 +1715,6 @@
         <w:t xml:space="preserve">        self.fig_ex.canvas.draw_idle()</w:t>
         <w:br/>
         <w:br/>
-        <w:t xml:space="preserve">    # -- вкладка «Дерево решений» ------------------------------------</w:t>
         <w:br/>
         <w:t xml:space="preserve">    def _draw_tree_tab(self):</w:t>
         <w:br/>
@@ -2064,7 +1845,6 @@
         <w:t xml:space="preserve">        print_tree(getattr(self, '_current_tree', None))</w:t>
         <w:br/>
         <w:br/>
-        <w:t xml:space="preserve">    # -- вкладка «Сравнение со sklearn» ------------------------------</w:t>
         <w:br/>
         <w:t xml:space="preserve">    def _draw_compare_tab(self):</w:t>
         <w:br/>
@@ -2301,7 +2081,6 @@
         <w:t xml:space="preserve">        self.fig_cmp.canvas.draw_idle()</w:t>
         <w:br/>
         <w:br/>
-        <w:t xml:space="preserve">    # -- автоматические скриншоты ------------------------------------</w:t>
         <w:br/>
         <w:t xml:space="preserve">    def _capture(self, name):</w:t>
         <w:br/>
@@ -2373,6 +2152,7 @@
         <w:t>if __name__ == '__main__':</w:t>
         <w:br/>
         <w:t xml:space="preserve">    main()</w:t>
+        <w:br/>
       </w:r>
     </w:p>
     <w:p>
